--- a/099-納品物/040-進捗管理/053-議事録_テンプレート.docx
+++ b/099-納品物/040-進捗管理/053-議事録_テンプレート.docx
@@ -450,7 +450,19 @@
               <w:t>【議　題】</w:t>
             </w:r>
           </w:p>
-          <w:p/>
+          <w:p>
+            <w:pPr>
+              <w:rPr>
+                <w:rFonts w:hint="eastAsia"/>
+              </w:rPr>
+            </w:pPr>
+            <w:r>
+              <w:rPr>
+                <w:rFonts w:hint="eastAsia"/>
+              </w:rPr>
+              <w:t>試験外部レビュー</w:t>
+            </w:r>
+          </w:p>
           <w:p>
             <w:pPr>
               <w:rPr>
@@ -467,7 +479,14 @@
               <w:t>【議 事 内 容】</w:t>
             </w:r>
           </w:p>
-          <w:p/>
+          <w:p>
+            <w:r>
+              <w:rPr>
+                <w:rFonts w:hint="eastAsia"/>
+              </w:rPr>
+              <w:t>・結合の実施結果実施日実施者見急なので修正</w:t>
+            </w:r>
+          </w:p>
           <w:p>
             <w:pPr>
               <w:wordWrap w:val="0"/>
